--- a/pr-preview/pr-372/chapters/teaching-tracked-changes.docx
+++ b/pr-preview/pr-372/chapters/teaching-tracked-changes.docx
@@ -26,7 +26,7 @@
       </w:pPr>
       <w:ins w:id="2" w:author="PR Preview" w:date="2026-01-01T00:00:00Z">
         <w:r>
-          <w:t xml:space="preserve">Last modified: 2026-10-26 11:26:17 (PDT)</w:t>
+          <w:t xml:space="preserve">Last modified: 2026-10-26 12:11:21 (PDT)</w:t>
         </w:r>
       </w:ins>
     </w:p>
@@ -2454,17 +2454,21 @@
       </w:ins>
       <w:ins w:id="5" w:author="PR Preview" w:date="2026-01-01T00:00:00Z">
         <w:r>
-          <w:t xml:space="preserve">(visualize, visualizing, visualization) a corresponding figure (Ezra, 2026-10-26).</w:t>
+          <w:t xml:space="preserve">(</w:t>
         </w:r>
       </w:ins>
       <w:ins w:id="6" w:author="PR Preview" w:date="2026-01-01T00:00:00Z">
         <w:r>
-          <w:t xml:space="preserve"> </w:t>
+          <w:rPr>
+            <w:i/>
+            <w:iCs/>
+          </w:rPr>
+          <w:t xml:space="preserve">visualize</w:t>
         </w:r>
       </w:ins>
       <w:ins w:id="7" w:author="PR Preview" w:date="2026-01-01T00:00:00Z">
         <w:r>
-          <w:t xml:space="preserve">For an exercise, the solution includes the figure.</w:t>
+          <w:t xml:space="preserve">,</w:t>
         </w:r>
       </w:ins>
       <w:ins w:id="8" w:author="PR Preview" w:date="2026-01-01T00:00:00Z">
@@ -2474,15 +2478,251 @@
       </w:ins>
       <w:ins w:id="9" w:author="PR Preview" w:date="2026-01-01T00:00:00Z">
         <w:r>
-          <w:t xml:space="preserve">The</w:t>
+          <w:rPr>
+            <w:i/>
+            <w:iCs/>
+          </w:rPr>
+          <w:t xml:space="preserve">visualizing</w:t>
         </w:r>
       </w:ins>
       <w:ins w:id="10" w:author="PR Preview" w:date="2026-01-01T00:00:00Z">
         <w:r>
-          <w:t xml:space="preserve"> </w:t>
+          <w:t xml:space="preserve">,</w:t>
         </w:r>
       </w:ins>
       <w:ins w:id="11" w:author="PR Preview" w:date="2026-01-01T00:00:00Z">
+        <w:r>
+          <w:t xml:space="preserve"> </w:t>
+        </w:r>
+      </w:ins>
+      <w:ins w:id="12" w:author="PR Preview" w:date="2026-01-01T00:00:00Z">
+        <w:r>
+          <w:rPr>
+            <w:i/>
+            <w:iCs/>
+          </w:rPr>
+          <w:t xml:space="preserve">visualization</w:t>
+        </w:r>
+      </w:ins>
+      <w:ins w:id="13" w:author="PR Preview" w:date="2026-01-01T00:00:00Z">
+        <w:r>
+          <w:t xml:space="preserve">) a corresponding figure (Ezra, 2026-10-26).</w:t>
+        </w:r>
+      </w:ins>
+      <w:ins w:id="14" w:author="PR Preview" w:date="2026-01-01T00:00:00Z">
+        <w:r>
+          <w:t xml:space="preserve"> </w:t>
+        </w:r>
+      </w:ins>
+      <w:ins w:id="15" w:author="PR Preview" w:date="2026-01-01T00:00:00Z">
+        <w:r>
+          <w:t xml:space="preserve">For an exercise, the figure may sit in the exercise or in its solution,</w:t>
+        </w:r>
+      </w:ins>
+      <w:ins w:id="16" w:author="PR Preview" w:date="2026-01-01T00:00:00Z">
+        <w:r>
+          <w:t xml:space="preserve"> </w:t>
+        </w:r>
+      </w:ins>
+      <w:ins w:id="17" w:author="PR Preview" w:date="2026-01-01T00:00:00Z">
+        <w:r>
+          <w:t xml:space="preserve">and the solution always shows the figure that answers the picture it asks for.</w:t>
+        </w:r>
+      </w:ins>
+      <w:ins w:id="18" w:author="PR Preview" w:date="2026-01-01T00:00:00Z">
+        <w:r>
+          <w:t xml:space="preserve"> </w:t>
+        </w:r>
+      </w:ins>
+      <w:ins w:id="19" w:author="PR Preview" w:date="2026-01-01T00:00:00Z">
+        <w:r>
+          <w:t xml:space="preserve">The rule covers any div that asks for a picture:</w:t>
+        </w:r>
+      </w:ins>
+      <w:ins w:id="20" w:author="PR Preview" w:date="2026-01-01T00:00:00Z">
+        <w:r>
+          <w:t xml:space="preserve"> </w:t>
+        </w:r>
+      </w:ins>
+      <w:ins w:id="21" w:author="PR Preview" w:date="2026-01-01T00:00:00Z">
+        <w:r>
+          <w:t xml:space="preserve">a title or an exercise prompt that says</w:t>
+        </w:r>
+      </w:ins>
+      <w:ins w:id="22" w:author="PR Preview" w:date="2026-01-01T00:00:00Z">
+        <w:r>
+          <w:t xml:space="preserve"> </w:t>
+        </w:r>
+      </w:ins>
+      <w:ins w:id="23" w:author="PR Preview" w:date="2026-01-01T00:00:00Z">
+        <w:r>
+          <w:rPr>
+            <w:i/>
+            <w:iCs/>
+          </w:rPr>
+          <w:t xml:space="preserve">plot</w:t>
+        </w:r>
+      </w:ins>
+      <w:ins w:id="24" w:author="PR Preview" w:date="2026-01-01T00:00:00Z">
+        <w:r>
+          <w:t xml:space="preserve">,</w:t>
+        </w:r>
+      </w:ins>
+      <w:ins w:id="25" w:author="PR Preview" w:date="2026-01-01T00:00:00Z">
+        <w:r>
+          <w:t xml:space="preserve"> </w:t>
+        </w:r>
+      </w:ins>
+      <w:ins w:id="26" w:author="PR Preview" w:date="2026-01-01T00:00:00Z">
+        <w:r>
+          <w:rPr>
+            <w:i/>
+            <w:iCs/>
+          </w:rPr>
+          <w:t xml:space="preserve">sketch</w:t>
+        </w:r>
+      </w:ins>
+      <w:ins w:id="27" w:author="PR Preview" w:date="2026-01-01T00:00:00Z">
+        <w:r>
+          <w:t xml:space="preserve">,</w:t>
+        </w:r>
+      </w:ins>
+      <w:ins w:id="28" w:author="PR Preview" w:date="2026-01-01T00:00:00Z">
+        <w:r>
+          <w:t xml:space="preserve"> </w:t>
+        </w:r>
+      </w:ins>
+      <w:ins w:id="29" w:author="PR Preview" w:date="2026-01-01T00:00:00Z">
+        <w:r>
+          <w:rPr>
+            <w:i/>
+            <w:iCs/>
+          </w:rPr>
+          <w:t xml:space="preserve">draw</w:t>
+        </w:r>
+      </w:ins>
+      <w:ins w:id="30" w:author="PR Preview" w:date="2026-01-01T00:00:00Z">
+        <w:r>
+          <w:t xml:space="preserve">,</w:t>
+        </w:r>
+      </w:ins>
+      <w:ins w:id="31" w:author="PR Preview" w:date="2026-01-01T00:00:00Z">
+        <w:r>
+          <w:t xml:space="preserve"> </w:t>
+        </w:r>
+      </w:ins>
+      <w:ins w:id="32" w:author="PR Preview" w:date="2026-01-01T00:00:00Z">
+        <w:r>
+          <w:rPr>
+            <w:i/>
+            <w:iCs/>
+          </w:rPr>
+          <w:t xml:space="preserve">diagram</w:t>
+        </w:r>
+      </w:ins>
+      <w:ins w:id="33" w:author="PR Preview" w:date="2026-01-01T00:00:00Z">
+        <w:r>
+          <w:t xml:space="preserve"> </w:t>
+        </w:r>
+      </w:ins>
+      <w:ins w:id="34" w:author="PR Preview" w:date="2026-01-01T00:00:00Z">
+        <w:r>
+          <w:t xml:space="preserve">or</w:t>
+        </w:r>
+      </w:ins>
+      <w:ins w:id="35" w:author="PR Preview" w:date="2026-01-01T00:00:00Z">
+        <w:r>
+          <w:t xml:space="preserve"> </w:t>
+        </w:r>
+      </w:ins>
+      <w:ins w:id="36" w:author="PR Preview" w:date="2026-01-01T00:00:00Z">
+        <w:r>
+          <w:rPr>
+            <w:i/>
+            <w:iCs/>
+          </w:rPr>
+          <w:t xml:space="preserve">contour</w:t>
+        </w:r>
+      </w:ins>
+      <w:ins w:id="37" w:author="PR Preview" w:date="2026-01-01T00:00:00Z">
+        <w:r>
+          <w:t xml:space="preserve"> </w:t>
+        </w:r>
+      </w:ins>
+      <w:ins w:id="38" w:author="PR Preview" w:date="2026-01-01T00:00:00Z">
+        <w:r>
+          <w:t xml:space="preserve">(in any inflection, such as</w:t>
+        </w:r>
+      </w:ins>
+      <w:ins w:id="39" w:author="PR Preview" w:date="2026-01-01T00:00:00Z">
+        <w:r>
+          <w:t xml:space="preserve"> </w:t>
+        </w:r>
+      </w:ins>
+      <w:ins w:id="40" w:author="PR Preview" w:date="2026-01-01T00:00:00Z">
+        <w:r>
+          <w:rPr>
+            <w:i/>
+            <w:iCs/>
+          </w:rPr>
+          <w:t xml:space="preserve">plotting</w:t>
+        </w:r>
+      </w:ins>
+      <w:ins w:id="41" w:author="PR Preview" w:date="2026-01-01T00:00:00Z">
+        <w:r>
+          <w:t xml:space="preserve"> </w:t>
+        </w:r>
+      </w:ins>
+      <w:ins w:id="42" w:author="PR Preview" w:date="2026-01-01T00:00:00Z">
+        <w:r>
+          <w:t xml:space="preserve">or</w:t>
+        </w:r>
+      </w:ins>
+      <w:ins w:id="43" w:author="PR Preview" w:date="2026-01-01T00:00:00Z">
+        <w:r>
+          <w:t xml:space="preserve"> </w:t>
+        </w:r>
+      </w:ins>
+      <w:ins w:id="44" w:author="PR Preview" w:date="2026-01-01T00:00:00Z">
+        <w:r>
+          <w:rPr>
+            <w:i/>
+            <w:iCs/>
+          </w:rPr>
+          <w:t xml:space="preserve">sketching</w:t>
+        </w:r>
+      </w:ins>
+      <w:ins w:id="45" w:author="PR Preview" w:date="2026-01-01T00:00:00Z">
+        <w:r>
+          <w:t xml:space="preserve">),</w:t>
+        </w:r>
+      </w:ins>
+      <w:ins w:id="46" w:author="PR Preview" w:date="2026-01-01T00:00:00Z">
+        <w:r>
+          <w:t xml:space="preserve"> </w:t>
+        </w:r>
+      </w:ins>
+      <w:ins w:id="47" w:author="PR Preview" w:date="2026-01-01T00:00:00Z">
+        <w:r>
+          <w:t xml:space="preserve">or that asks the reader to mark points on a surface.</w:t>
+        </w:r>
+      </w:ins>
+      <w:ins w:id="48" w:author="PR Preview" w:date="2026-01-01T00:00:00Z">
+        <w:r>
+          <w:t xml:space="preserve"> </w:t>
+        </w:r>
+      </w:ins>
+      <w:ins w:id="49" w:author="PR Preview" w:date="2026-01-01T00:00:00Z">
+        <w:r>
+          <w:t xml:space="preserve">The</w:t>
+        </w:r>
+      </w:ins>
+      <w:ins w:id="50" w:author="PR Preview" w:date="2026-01-01T00:00:00Z">
+        <w:r>
+          <w:t xml:space="preserve"> </w:t>
+        </w:r>
+      </w:ins>
+      <w:ins w:id="51" w:author="PR Preview" w:date="2026-01-01T00:00:00Z">
         <w:r>
           <w:rPr>
             <w:rStyle w:val="VerbatimChar"/>
@@ -2490,23 +2730,23 @@
           <w:t xml:space="preserve">check-visualization-figures</w:t>
         </w:r>
       </w:ins>
-      <w:ins w:id="12" w:author="PR Preview" w:date="2026-01-01T00:00:00Z">
+      <w:ins w:id="52" w:author="PR Preview" w:date="2026-01-01T00:00:00Z">
         <w:r>
           <w:t xml:space="preserve"> </w:t>
         </w:r>
       </w:ins>
-      <w:ins w:id="13" w:author="PR Preview" w:date="2026-01-01T00:00:00Z">
+      <w:ins w:id="53" w:author="PR Preview" w:date="2026-01-01T00:00:00Z">
         <w:r>
           <w:t xml:space="preserve">workflow in</w:t>
         </w:r>
       </w:ins>
-      <w:ins w:id="14" w:author="PR Preview" w:date="2026-01-01T00:00:00Z">
+      <w:ins w:id="54" w:author="PR Preview" w:date="2026-01-01T00:00:00Z">
         <w:r>
           <w:t xml:space="preserve"> </w:t>
         </w:r>
       </w:ins>
       <w:hyperlink r:id="rId27">
-        <w:ins w:id="15" w:author="PR Preview" w:date="2026-01-01T00:00:00Z">
+        <w:ins w:id="55" w:author="PR Preview" w:date="2026-01-01T00:00:00Z">
           <w:r>
             <w:rPr>
               <w:rStyle w:val="VerbatimChar"/>
@@ -2515,32 +2755,32 @@
           </w:r>
         </w:ins>
       </w:hyperlink>
-      <w:ins w:id="16" w:author="PR Preview" w:date="2026-01-01T00:00:00Z">
+      <w:ins w:id="56" w:author="PR Preview" w:date="2026-01-01T00:00:00Z">
         <w:r>
           <w:t xml:space="preserve"> </w:t>
         </w:r>
       </w:ins>
-      <w:ins w:id="17" w:author="PR Preview" w:date="2026-01-01T00:00:00Z">
+      <w:ins w:id="57" w:author="PR Preview" w:date="2026-01-01T00:00:00Z">
         <w:r>
           <w:t xml:space="preserve">reports, in a pull request, each such div that has no figure in it or in its solution,</w:t>
         </w:r>
       </w:ins>
-      <w:ins w:id="18" w:author="PR Preview" w:date="2026-01-01T00:00:00Z">
+      <w:ins w:id="58" w:author="PR Preview" w:date="2026-01-01T00:00:00Z">
         <w:r>
           <w:t xml:space="preserve"> </w:t>
         </w:r>
       </w:ins>
-      <w:ins w:id="19" w:author="PR Preview" w:date="2026-01-01T00:00:00Z">
-        <w:r>
-          <w:t xml:space="preserve">and</w:t>
+      <w:ins w:id="59" w:author="PR Preview" w:date="2026-01-01T00:00:00Z">
+        <w:r>
+          <w:t xml:space="preserve">and a</w:t>
         </w:r>
       </w:ins>
-      <w:ins w:id="20" w:author="PR Preview" w:date="2026-01-01T00:00:00Z">
+      <w:ins w:id="60" w:author="PR Preview" w:date="2026-01-01T00:00:00Z">
         <w:r>
           <w:t xml:space="preserve"> </w:t>
         </w:r>
       </w:ins>
-      <w:ins w:id="21" w:author="PR Preview" w:date="2026-01-01T00:00:00Z">
+      <w:ins w:id="61" w:author="PR Preview" w:date="2026-01-01T00:00:00Z">
         <w:r>
           <w:rPr>
             <w:rStyle w:val="VerbatimChar"/>
@@ -2548,28 +2788,38 @@
           <w:t xml:space="preserve">&lt;!-- no-figure: reason --&gt;</w:t>
         </w:r>
       </w:ins>
-      <w:ins w:id="22" w:author="PR Preview" w:date="2026-01-01T00:00:00Z">
+      <w:ins w:id="62" w:author="PR Preview" w:date="2026-01-01T00:00:00Z">
         <w:r>
           <w:t xml:space="preserve"> </w:t>
         </w:r>
       </w:ins>
-      <w:ins w:id="23" w:author="PR Preview" w:date="2026-01-01T00:00:00Z">
-        <w:r>
-          <w:t xml:space="preserve">inside the div is the same exception as for an example</w:t>
+      <w:ins w:id="63" w:author="PR Preview" w:date="2026-01-01T00:00:00Z">
+        <w:r>
+          <w:t xml:space="preserve">comment inside the div suppresses that report,</w:t>
         </w:r>
       </w:ins>
-      <w:ins w:id="24" w:author="PR Preview" w:date="2026-01-01T00:00:00Z">
+      <w:ins w:id="64" w:author="PR Preview" w:date="2026-01-01T00:00:00Z">
         <w:r>
           <w:t xml:space="preserve"> </w:t>
         </w:r>
       </w:ins>
-      <w:ins w:id="25" w:author="PR Preview" w:date="2026-01-01T00:00:00Z">
+      <w:ins w:id="65" w:author="PR Preview" w:date="2026-01-01T00:00:00Z">
+        <w:r>
+          <w:t xml:space="preserve">as it does for an example</w:t>
+        </w:r>
+      </w:ins>
+      <w:ins w:id="66" w:author="PR Preview" w:date="2026-01-01T00:00:00Z">
+        <w:r>
+          <w:t xml:space="preserve"> </w:t>
+        </w:r>
+      </w:ins>
+      <w:ins w:id="67" w:author="PR Preview" w:date="2026-01-01T00:00:00Z">
         <w:r>
           <w:t xml:space="preserve">(</w:t>
         </w:r>
       </w:ins>
       <w:hyperlink r:id="rId29">
-        <w:ins w:id="26" w:author="PR Preview" w:date="2026-01-01T00:00:00Z">
+        <w:ins w:id="68" w:author="PR Preview" w:date="2026-01-01T00:00:00Z">
           <w:r>
             <w:rPr>
               <w:rStyle w:val="Hyperlink"/>
@@ -2578,7 +2828,7 @@
           </w:r>
         </w:ins>
       </w:hyperlink>
-      <w:ins w:id="27" w:author="PR Preview" w:date="2026-01-01T00:00:00Z">
+      <w:ins w:id="69" w:author="PR Preview" w:date="2026-01-01T00:00:00Z">
         <w:r>
           <w:t xml:space="preserve">).</w:t>
         </w:r>

--- a/pr-preview/pr-372/chapters/teaching-tracked-changes.docx
+++ b/pr-preview/pr-372/chapters/teaching-tracked-changes.docx
@@ -26,7 +26,7 @@
       </w:pPr>
       <w:ins w:id="2" w:author="PR Preview" w:date="2026-01-01T00:00:00Z">
         <w:r>
-          <w:t xml:space="preserve">Last modified: 2026-10-26 12:11:21 (PDT)</w:t>
+          <w:t xml:space="preserve">Last modified: 2026-10-26 12:25:56 (PDT)</w:t>
         </w:r>
       </w:ins>
     </w:p>
@@ -2516,7 +2516,7 @@
       </w:ins>
       <w:ins w:id="15" w:author="PR Preview" w:date="2026-01-01T00:00:00Z">
         <w:r>
-          <w:t xml:space="preserve">For an exercise, the figure may sit in the exercise or in its solution,</w:t>
+          <w:t xml:space="preserve">For an exercise, the solution includes the figure.</w:t>
         </w:r>
       </w:ins>
       <w:ins w:id="16" w:author="PR Preview" w:date="2026-01-01T00:00:00Z">
@@ -2526,7 +2526,7 @@
       </w:ins>
       <w:ins w:id="17" w:author="PR Preview" w:date="2026-01-01T00:00:00Z">
         <w:r>
-          <w:t xml:space="preserve">and the solution always shows the figure that answers the picture it asks for.</w:t>
+          <w:t xml:space="preserve">The rule covers any div that asks for a picture:</w:t>
         </w:r>
       </w:ins>
       <w:ins w:id="18" w:author="PR Preview" w:date="2026-01-01T00:00:00Z">
@@ -2536,7 +2536,7 @@
       </w:ins>
       <w:ins w:id="19" w:author="PR Preview" w:date="2026-01-01T00:00:00Z">
         <w:r>
-          <w:t xml:space="preserve">The rule covers any div that asks for a picture:</w:t>
+          <w:t xml:space="preserve">a title or an exercise prompt that says</w:t>
         </w:r>
       </w:ins>
       <w:ins w:id="20" w:author="PR Preview" w:date="2026-01-01T00:00:00Z">
@@ -2545,16 +2545,6 @@
         </w:r>
       </w:ins>
       <w:ins w:id="21" w:author="PR Preview" w:date="2026-01-01T00:00:00Z">
-        <w:r>
-          <w:t xml:space="preserve">a title or an exercise prompt that says</w:t>
-        </w:r>
-      </w:ins>
-      <w:ins w:id="22" w:author="PR Preview" w:date="2026-01-01T00:00:00Z">
-        <w:r>
-          <w:t xml:space="preserve"> </w:t>
-        </w:r>
-      </w:ins>
-      <w:ins w:id="23" w:author="PR Preview" w:date="2026-01-01T00:00:00Z">
         <w:r>
           <w:rPr>
             <w:i/>
@@ -2563,17 +2553,17 @@
           <w:t xml:space="preserve">plot</w:t>
         </w:r>
       </w:ins>
+      <w:ins w:id="22" w:author="PR Preview" w:date="2026-01-01T00:00:00Z">
+        <w:r>
+          <w:t xml:space="preserve">,</w:t>
+        </w:r>
+      </w:ins>
+      <w:ins w:id="23" w:author="PR Preview" w:date="2026-01-01T00:00:00Z">
+        <w:r>
+          <w:t xml:space="preserve"> </w:t>
+        </w:r>
+      </w:ins>
       <w:ins w:id="24" w:author="PR Preview" w:date="2026-01-01T00:00:00Z">
-        <w:r>
-          <w:t xml:space="preserve">,</w:t>
-        </w:r>
-      </w:ins>
-      <w:ins w:id="25" w:author="PR Preview" w:date="2026-01-01T00:00:00Z">
-        <w:r>
-          <w:t xml:space="preserve"> </w:t>
-        </w:r>
-      </w:ins>
-      <w:ins w:id="26" w:author="PR Preview" w:date="2026-01-01T00:00:00Z">
         <w:r>
           <w:rPr>
             <w:i/>
@@ -2582,17 +2572,17 @@
           <w:t xml:space="preserve">sketch</w:t>
         </w:r>
       </w:ins>
+      <w:ins w:id="25" w:author="PR Preview" w:date="2026-01-01T00:00:00Z">
+        <w:r>
+          <w:t xml:space="preserve">,</w:t>
+        </w:r>
+      </w:ins>
+      <w:ins w:id="26" w:author="PR Preview" w:date="2026-01-01T00:00:00Z">
+        <w:r>
+          <w:t xml:space="preserve"> </w:t>
+        </w:r>
+      </w:ins>
       <w:ins w:id="27" w:author="PR Preview" w:date="2026-01-01T00:00:00Z">
-        <w:r>
-          <w:t xml:space="preserve">,</w:t>
-        </w:r>
-      </w:ins>
-      <w:ins w:id="28" w:author="PR Preview" w:date="2026-01-01T00:00:00Z">
-        <w:r>
-          <w:t xml:space="preserve"> </w:t>
-        </w:r>
-      </w:ins>
-      <w:ins w:id="29" w:author="PR Preview" w:date="2026-01-01T00:00:00Z">
         <w:r>
           <w:rPr>
             <w:i/>
@@ -2601,17 +2591,17 @@
           <w:t xml:space="preserve">draw</w:t>
         </w:r>
       </w:ins>
+      <w:ins w:id="28" w:author="PR Preview" w:date="2026-01-01T00:00:00Z">
+        <w:r>
+          <w:t xml:space="preserve">,</w:t>
+        </w:r>
+      </w:ins>
+      <w:ins w:id="29" w:author="PR Preview" w:date="2026-01-01T00:00:00Z">
+        <w:r>
+          <w:t xml:space="preserve"> </w:t>
+        </w:r>
+      </w:ins>
       <w:ins w:id="30" w:author="PR Preview" w:date="2026-01-01T00:00:00Z">
-        <w:r>
-          <w:t xml:space="preserve">,</w:t>
-        </w:r>
-      </w:ins>
-      <w:ins w:id="31" w:author="PR Preview" w:date="2026-01-01T00:00:00Z">
-        <w:r>
-          <w:t xml:space="preserve"> </w:t>
-        </w:r>
-      </w:ins>
-      <w:ins w:id="32" w:author="PR Preview" w:date="2026-01-01T00:00:00Z">
         <w:r>
           <w:rPr>
             <w:i/>
@@ -2620,22 +2610,17 @@
           <w:t xml:space="preserve">diagram</w:t>
         </w:r>
       </w:ins>
+      <w:ins w:id="31" w:author="PR Preview" w:date="2026-01-01T00:00:00Z">
+        <w:r>
+          <w:t xml:space="preserve">, or</w:t>
+        </w:r>
+      </w:ins>
+      <w:ins w:id="32" w:author="PR Preview" w:date="2026-01-01T00:00:00Z">
+        <w:r>
+          <w:t xml:space="preserve"> </w:t>
+        </w:r>
+      </w:ins>
       <w:ins w:id="33" w:author="PR Preview" w:date="2026-01-01T00:00:00Z">
-        <w:r>
-          <w:t xml:space="preserve"> </w:t>
-        </w:r>
-      </w:ins>
-      <w:ins w:id="34" w:author="PR Preview" w:date="2026-01-01T00:00:00Z">
-        <w:r>
-          <w:t xml:space="preserve">or</w:t>
-        </w:r>
-      </w:ins>
-      <w:ins w:id="35" w:author="PR Preview" w:date="2026-01-01T00:00:00Z">
-        <w:r>
-          <w:t xml:space="preserve"> </w:t>
-        </w:r>
-      </w:ins>
-      <w:ins w:id="36" w:author="PR Preview" w:date="2026-01-01T00:00:00Z">
         <w:r>
           <w:rPr>
             <w:i/>
@@ -2644,22 +2629,22 @@
           <w:t xml:space="preserve">contour</w:t>
         </w:r>
       </w:ins>
+      <w:ins w:id="34" w:author="PR Preview" w:date="2026-01-01T00:00:00Z">
+        <w:r>
+          <w:t xml:space="preserve"> </w:t>
+        </w:r>
+      </w:ins>
+      <w:ins w:id="35" w:author="PR Preview" w:date="2026-01-01T00:00:00Z">
+        <w:r>
+          <w:t xml:space="preserve">(in any inflection, such as</w:t>
+        </w:r>
+      </w:ins>
+      <w:ins w:id="36" w:author="PR Preview" w:date="2026-01-01T00:00:00Z">
+        <w:r>
+          <w:t xml:space="preserve"> </w:t>
+        </w:r>
+      </w:ins>
       <w:ins w:id="37" w:author="PR Preview" w:date="2026-01-01T00:00:00Z">
-        <w:r>
-          <w:t xml:space="preserve"> </w:t>
-        </w:r>
-      </w:ins>
-      <w:ins w:id="38" w:author="PR Preview" w:date="2026-01-01T00:00:00Z">
-        <w:r>
-          <w:t xml:space="preserve">(in any inflection, such as</w:t>
-        </w:r>
-      </w:ins>
-      <w:ins w:id="39" w:author="PR Preview" w:date="2026-01-01T00:00:00Z">
-        <w:r>
-          <w:t xml:space="preserve"> </w:t>
-        </w:r>
-      </w:ins>
-      <w:ins w:id="40" w:author="PR Preview" w:date="2026-01-01T00:00:00Z">
         <w:r>
           <w:rPr>
             <w:i/>
@@ -2668,22 +2653,22 @@
           <w:t xml:space="preserve">plotting</w:t>
         </w:r>
       </w:ins>
+      <w:ins w:id="38" w:author="PR Preview" w:date="2026-01-01T00:00:00Z">
+        <w:r>
+          <w:t xml:space="preserve"> </w:t>
+        </w:r>
+      </w:ins>
+      <w:ins w:id="39" w:author="PR Preview" w:date="2026-01-01T00:00:00Z">
+        <w:r>
+          <w:t xml:space="preserve">or</w:t>
+        </w:r>
+      </w:ins>
+      <w:ins w:id="40" w:author="PR Preview" w:date="2026-01-01T00:00:00Z">
+        <w:r>
+          <w:t xml:space="preserve"> </w:t>
+        </w:r>
+      </w:ins>
       <w:ins w:id="41" w:author="PR Preview" w:date="2026-01-01T00:00:00Z">
-        <w:r>
-          <w:t xml:space="preserve"> </w:t>
-        </w:r>
-      </w:ins>
-      <w:ins w:id="42" w:author="PR Preview" w:date="2026-01-01T00:00:00Z">
-        <w:r>
-          <w:t xml:space="preserve">or</w:t>
-        </w:r>
-      </w:ins>
-      <w:ins w:id="43" w:author="PR Preview" w:date="2026-01-01T00:00:00Z">
-        <w:r>
-          <w:t xml:space="preserve"> </w:t>
-        </w:r>
-      </w:ins>
-      <w:ins w:id="44" w:author="PR Preview" w:date="2026-01-01T00:00:00Z">
         <w:r>
           <w:rPr>
             <w:i/>
@@ -2692,37 +2677,57 @@
           <w:t xml:space="preserve">sketching</w:t>
         </w:r>
       </w:ins>
+      <w:ins w:id="42" w:author="PR Preview" w:date="2026-01-01T00:00:00Z">
+        <w:r>
+          <w:t xml:space="preserve">),</w:t>
+        </w:r>
+      </w:ins>
+      <w:ins w:id="43" w:author="PR Preview" w:date="2026-01-01T00:00:00Z">
+        <w:r>
+          <w:t xml:space="preserve"> </w:t>
+        </w:r>
+      </w:ins>
+      <w:ins w:id="44" w:author="PR Preview" w:date="2026-01-01T00:00:00Z">
+        <w:r>
+          <w:t xml:space="preserve">or that asks the reader to mark points on a surface.</w:t>
+        </w:r>
+      </w:ins>
       <w:ins w:id="45" w:author="PR Preview" w:date="2026-01-01T00:00:00Z">
         <w:r>
-          <w:t xml:space="preserve">),</w:t>
+          <w:t xml:space="preserve"> </w:t>
         </w:r>
       </w:ins>
       <w:ins w:id="46" w:author="PR Preview" w:date="2026-01-01T00:00:00Z">
         <w:r>
-          <w:t xml:space="preserve"> </w:t>
+          <w:t xml:space="preserve">The solution shows the picture that the exercise asks for;</w:t>
         </w:r>
       </w:ins>
       <w:ins w:id="47" w:author="PR Preview" w:date="2026-01-01T00:00:00Z">
         <w:r>
-          <w:t xml:space="preserve">or that asks the reader to mark points on a surface.</w:t>
+          <w:t xml:space="preserve"> </w:t>
         </w:r>
       </w:ins>
       <w:ins w:id="48" w:author="PR Preview" w:date="2026-01-01T00:00:00Z">
         <w:r>
-          <w:t xml:space="preserve"> </w:t>
+          <w:t xml:space="preserve">the check accepts a figure in the exercise or in its solution.</w:t>
         </w:r>
       </w:ins>
       <w:ins w:id="49" w:author="PR Preview" w:date="2026-01-01T00:00:00Z">
         <w:r>
-          <w:t xml:space="preserve">The</w:t>
+          <w:t xml:space="preserve"> </w:t>
         </w:r>
       </w:ins>
       <w:ins w:id="50" w:author="PR Preview" w:date="2026-01-01T00:00:00Z">
         <w:r>
-          <w:t xml:space="preserve"> </w:t>
+          <w:t xml:space="preserve">The</w:t>
         </w:r>
       </w:ins>
       <w:ins w:id="51" w:author="PR Preview" w:date="2026-01-01T00:00:00Z">
+        <w:r>
+          <w:t xml:space="preserve"> </w:t>
+        </w:r>
+      </w:ins>
+      <w:ins w:id="52" w:author="PR Preview" w:date="2026-01-01T00:00:00Z">
         <w:r>
           <w:rPr>
             <w:rStyle w:val="VerbatimChar"/>
@@ -2730,23 +2735,23 @@
           <w:t xml:space="preserve">check-visualization-figures</w:t>
         </w:r>
       </w:ins>
-      <w:ins w:id="52" w:author="PR Preview" w:date="2026-01-01T00:00:00Z">
+      <w:ins w:id="53" w:author="PR Preview" w:date="2026-01-01T00:00:00Z">
         <w:r>
           <w:t xml:space="preserve"> </w:t>
-        </w:r>
-      </w:ins>
-      <w:ins w:id="53" w:author="PR Preview" w:date="2026-01-01T00:00:00Z">
-        <w:r>
-          <w:t xml:space="preserve">workflow in</w:t>
         </w:r>
       </w:ins>
       <w:ins w:id="54" w:author="PR Preview" w:date="2026-01-01T00:00:00Z">
         <w:r>
+          <w:t xml:space="preserve">workflow in</w:t>
+        </w:r>
+      </w:ins>
+      <w:ins w:id="55" w:author="PR Preview" w:date="2026-01-01T00:00:00Z">
+        <w:r>
           <w:t xml:space="preserve"> </w:t>
         </w:r>
       </w:ins>
       <w:hyperlink r:id="rId27">
-        <w:ins w:id="55" w:author="PR Preview" w:date="2026-01-01T00:00:00Z">
+        <w:ins w:id="56" w:author="PR Preview" w:date="2026-01-01T00:00:00Z">
           <w:r>
             <w:rPr>
               <w:rStyle w:val="VerbatimChar"/>
@@ -2755,32 +2760,32 @@
           </w:r>
         </w:ins>
       </w:hyperlink>
-      <w:ins w:id="56" w:author="PR Preview" w:date="2026-01-01T00:00:00Z">
+      <w:ins w:id="57" w:author="PR Preview" w:date="2026-01-01T00:00:00Z">
         <w:r>
           <w:t xml:space="preserve"> </w:t>
-        </w:r>
-      </w:ins>
-      <w:ins w:id="57" w:author="PR Preview" w:date="2026-01-01T00:00:00Z">
-        <w:r>
-          <w:t xml:space="preserve">reports, in a pull request, each such div that has no figure in it or in its solution,</w:t>
         </w:r>
       </w:ins>
       <w:ins w:id="58" w:author="PR Preview" w:date="2026-01-01T00:00:00Z">
         <w:r>
-          <w:t xml:space="preserve"> </w:t>
+          <w:t xml:space="preserve">reports, in a pull request, each such div that has no figure in it or in its solution,</w:t>
         </w:r>
       </w:ins>
       <w:ins w:id="59" w:author="PR Preview" w:date="2026-01-01T00:00:00Z">
         <w:r>
-          <w:t xml:space="preserve">and a</w:t>
+          <w:t xml:space="preserve"> </w:t>
         </w:r>
       </w:ins>
       <w:ins w:id="60" w:author="PR Preview" w:date="2026-01-01T00:00:00Z">
         <w:r>
-          <w:t xml:space="preserve"> </w:t>
+          <w:t xml:space="preserve">and a</w:t>
         </w:r>
       </w:ins>
       <w:ins w:id="61" w:author="PR Preview" w:date="2026-01-01T00:00:00Z">
+        <w:r>
+          <w:t xml:space="preserve"> </w:t>
+        </w:r>
+      </w:ins>
+      <w:ins w:id="62" w:author="PR Preview" w:date="2026-01-01T00:00:00Z">
         <w:r>
           <w:rPr>
             <w:rStyle w:val="VerbatimChar"/>
@@ -2788,38 +2793,38 @@
           <w:t xml:space="preserve">&lt;!-- no-figure: reason --&gt;</w:t>
         </w:r>
       </w:ins>
-      <w:ins w:id="62" w:author="PR Preview" w:date="2026-01-01T00:00:00Z">
+      <w:ins w:id="63" w:author="PR Preview" w:date="2026-01-01T00:00:00Z">
         <w:r>
           <w:t xml:space="preserve"> </w:t>
-        </w:r>
-      </w:ins>
-      <w:ins w:id="63" w:author="PR Preview" w:date="2026-01-01T00:00:00Z">
-        <w:r>
-          <w:t xml:space="preserve">comment inside the div suppresses that report,</w:t>
         </w:r>
       </w:ins>
       <w:ins w:id="64" w:author="PR Preview" w:date="2026-01-01T00:00:00Z">
         <w:r>
-          <w:t xml:space="preserve"> </w:t>
+          <w:t xml:space="preserve">comment inside the div suppresses that report,</w:t>
         </w:r>
       </w:ins>
       <w:ins w:id="65" w:author="PR Preview" w:date="2026-01-01T00:00:00Z">
         <w:r>
-          <w:t xml:space="preserve">as it does for an example</w:t>
+          <w:t xml:space="preserve"> </w:t>
         </w:r>
       </w:ins>
       <w:ins w:id="66" w:author="PR Preview" w:date="2026-01-01T00:00:00Z">
         <w:r>
-          <w:t xml:space="preserve"> </w:t>
+          <w:t xml:space="preserve">as it does for an example</w:t>
         </w:r>
       </w:ins>
       <w:ins w:id="67" w:author="PR Preview" w:date="2026-01-01T00:00:00Z">
         <w:r>
+          <w:t xml:space="preserve"> </w:t>
+        </w:r>
+      </w:ins>
+      <w:ins w:id="68" w:author="PR Preview" w:date="2026-01-01T00:00:00Z">
+        <w:r>
           <w:t xml:space="preserve">(</w:t>
         </w:r>
       </w:ins>
       <w:hyperlink r:id="rId29">
-        <w:ins w:id="68" w:author="PR Preview" w:date="2026-01-01T00:00:00Z">
+        <w:ins w:id="69" w:author="PR Preview" w:date="2026-01-01T00:00:00Z">
           <w:r>
             <w:rPr>
               <w:rStyle w:val="Hyperlink"/>
@@ -2828,7 +2833,7 @@
           </w:r>
         </w:ins>
       </w:hyperlink>
-      <w:ins w:id="69" w:author="PR Preview" w:date="2026-01-01T00:00:00Z">
+      <w:ins w:id="70" w:author="PR Preview" w:date="2026-01-01T00:00:00Z">
         <w:r>
           <w:t xml:space="preserve">).</w:t>
         </w:r>

--- a/pr-preview/pr-372/chapters/teaching-tracked-changes.docx
+++ b/pr-preview/pr-372/chapters/teaching-tracked-changes.docx
@@ -26,7 +26,7 @@
       </w:pPr>
       <w:ins w:id="2" w:author="PR Preview" w:date="2026-01-01T00:00:00Z">
         <w:r>
-          <w:t xml:space="preserve">Last modified: 2026-10-26 12:25:56 (PDT)</w:t>
+          <w:t xml:space="preserve">Last modified: 2026-10-26 12:44:18 (PDT)</w:t>
         </w:r>
       </w:ins>
     </w:p>
@@ -2516,7 +2516,7 @@
       </w:ins>
       <w:ins w:id="15" w:author="PR Preview" w:date="2026-01-01T00:00:00Z">
         <w:r>
-          <w:t xml:space="preserve">For an exercise, the solution includes the figure.</w:t>
+          <w:t xml:space="preserve">For an exercise, the figure may sit in the exercise or in its solution.</w:t>
         </w:r>
       </w:ins>
       <w:ins w:id="16" w:author="PR Preview" w:date="2026-01-01T00:00:00Z">
@@ -2526,7 +2526,7 @@
       </w:ins>
       <w:ins w:id="17" w:author="PR Preview" w:date="2026-01-01T00:00:00Z">
         <w:r>
-          <w:t xml:space="preserve">The rule covers any div that asks for a picture:</w:t>
+          <w:t xml:space="preserve">The rule also covers any div that asks for a picture:</w:t>
         </w:r>
       </w:ins>
       <w:ins w:id="18" w:author="PR Preview" w:date="2026-01-01T00:00:00Z">
@@ -2699,7 +2699,7 @@
       </w:ins>
       <w:ins w:id="46" w:author="PR Preview" w:date="2026-01-01T00:00:00Z">
         <w:r>
-          <w:t xml:space="preserve">The solution shows the picture that the exercise asks for;</w:t>
+          <w:t xml:space="preserve">The</w:t>
         </w:r>
       </w:ins>
       <w:ins w:id="47" w:author="PR Preview" w:date="2026-01-01T00:00:00Z">
@@ -2708,26 +2708,6 @@
         </w:r>
       </w:ins>
       <w:ins w:id="48" w:author="PR Preview" w:date="2026-01-01T00:00:00Z">
-        <w:r>
-          <w:t xml:space="preserve">the check accepts a figure in the exercise or in its solution.</w:t>
-        </w:r>
-      </w:ins>
-      <w:ins w:id="49" w:author="PR Preview" w:date="2026-01-01T00:00:00Z">
-        <w:r>
-          <w:t xml:space="preserve"> </w:t>
-        </w:r>
-      </w:ins>
-      <w:ins w:id="50" w:author="PR Preview" w:date="2026-01-01T00:00:00Z">
-        <w:r>
-          <w:t xml:space="preserve">The</w:t>
-        </w:r>
-      </w:ins>
-      <w:ins w:id="51" w:author="PR Preview" w:date="2026-01-01T00:00:00Z">
-        <w:r>
-          <w:t xml:space="preserve"> </w:t>
-        </w:r>
-      </w:ins>
-      <w:ins w:id="52" w:author="PR Preview" w:date="2026-01-01T00:00:00Z">
         <w:r>
           <w:rPr>
             <w:rStyle w:val="VerbatimChar"/>
@@ -2735,23 +2715,23 @@
           <w:t xml:space="preserve">check-visualization-figures</w:t>
         </w:r>
       </w:ins>
-      <w:ins w:id="53" w:author="PR Preview" w:date="2026-01-01T00:00:00Z">
+      <w:ins w:id="49" w:author="PR Preview" w:date="2026-01-01T00:00:00Z">
         <w:r>
           <w:t xml:space="preserve"> </w:t>
         </w:r>
       </w:ins>
-      <w:ins w:id="54" w:author="PR Preview" w:date="2026-01-01T00:00:00Z">
+      <w:ins w:id="50" w:author="PR Preview" w:date="2026-01-01T00:00:00Z">
         <w:r>
           <w:t xml:space="preserve">workflow in</w:t>
         </w:r>
       </w:ins>
-      <w:ins w:id="55" w:author="PR Preview" w:date="2026-01-01T00:00:00Z">
+      <w:ins w:id="51" w:author="PR Preview" w:date="2026-01-01T00:00:00Z">
         <w:r>
           <w:t xml:space="preserve"> </w:t>
         </w:r>
       </w:ins>
       <w:hyperlink r:id="rId27">
-        <w:ins w:id="56" w:author="PR Preview" w:date="2026-01-01T00:00:00Z">
+        <w:ins w:id="52" w:author="PR Preview" w:date="2026-01-01T00:00:00Z">
           <w:r>
             <w:rPr>
               <w:rStyle w:val="VerbatimChar"/>
@@ -2760,32 +2740,32 @@
           </w:r>
         </w:ins>
       </w:hyperlink>
+      <w:ins w:id="53" w:author="PR Preview" w:date="2026-01-01T00:00:00Z">
+        <w:r>
+          <w:t xml:space="preserve"> </w:t>
+        </w:r>
+      </w:ins>
+      <w:ins w:id="54" w:author="PR Preview" w:date="2026-01-01T00:00:00Z">
+        <w:r>
+          <w:t xml:space="preserve">reports, in a pull request, each such div that has no figure in it or in its solution,</w:t>
+        </w:r>
+      </w:ins>
+      <w:ins w:id="55" w:author="PR Preview" w:date="2026-01-01T00:00:00Z">
+        <w:r>
+          <w:t xml:space="preserve"> </w:t>
+        </w:r>
+      </w:ins>
+      <w:ins w:id="56" w:author="PR Preview" w:date="2026-01-01T00:00:00Z">
+        <w:r>
+          <w:t xml:space="preserve">and a</w:t>
+        </w:r>
+      </w:ins>
       <w:ins w:id="57" w:author="PR Preview" w:date="2026-01-01T00:00:00Z">
         <w:r>
           <w:t xml:space="preserve"> </w:t>
         </w:r>
       </w:ins>
       <w:ins w:id="58" w:author="PR Preview" w:date="2026-01-01T00:00:00Z">
-        <w:r>
-          <w:t xml:space="preserve">reports, in a pull request, each such div that has no figure in it or in its solution,</w:t>
-        </w:r>
-      </w:ins>
-      <w:ins w:id="59" w:author="PR Preview" w:date="2026-01-01T00:00:00Z">
-        <w:r>
-          <w:t xml:space="preserve"> </w:t>
-        </w:r>
-      </w:ins>
-      <w:ins w:id="60" w:author="PR Preview" w:date="2026-01-01T00:00:00Z">
-        <w:r>
-          <w:t xml:space="preserve">and a</w:t>
-        </w:r>
-      </w:ins>
-      <w:ins w:id="61" w:author="PR Preview" w:date="2026-01-01T00:00:00Z">
-        <w:r>
-          <w:t xml:space="preserve"> </w:t>
-        </w:r>
-      </w:ins>
-      <w:ins w:id="62" w:author="PR Preview" w:date="2026-01-01T00:00:00Z">
         <w:r>
           <w:rPr>
             <w:rStyle w:val="VerbatimChar"/>
@@ -2793,6 +2773,26 @@
           <w:t xml:space="preserve">&lt;!-- no-figure: reason --&gt;</w:t>
         </w:r>
       </w:ins>
+      <w:ins w:id="59" w:author="PR Preview" w:date="2026-01-01T00:00:00Z">
+        <w:r>
+          <w:t xml:space="preserve"> </w:t>
+        </w:r>
+      </w:ins>
+      <w:ins w:id="60" w:author="PR Preview" w:date="2026-01-01T00:00:00Z">
+        <w:r>
+          <w:t xml:space="preserve">comment inside the div suppresses that report,</w:t>
+        </w:r>
+      </w:ins>
+      <w:ins w:id="61" w:author="PR Preview" w:date="2026-01-01T00:00:00Z">
+        <w:r>
+          <w:t xml:space="preserve"> </w:t>
+        </w:r>
+      </w:ins>
+      <w:ins w:id="62" w:author="PR Preview" w:date="2026-01-01T00:00:00Z">
+        <w:r>
+          <w:t xml:space="preserve">as it does for an example</w:t>
+        </w:r>
+      </w:ins>
       <w:ins w:id="63" w:author="PR Preview" w:date="2026-01-01T00:00:00Z">
         <w:r>
           <w:t xml:space="preserve"> </w:t>
@@ -2800,31 +2800,11 @@
       </w:ins>
       <w:ins w:id="64" w:author="PR Preview" w:date="2026-01-01T00:00:00Z">
         <w:r>
-          <w:t xml:space="preserve">comment inside the div suppresses that report,</w:t>
-        </w:r>
-      </w:ins>
-      <w:ins w:id="65" w:author="PR Preview" w:date="2026-01-01T00:00:00Z">
-        <w:r>
-          <w:t xml:space="preserve"> </w:t>
-        </w:r>
-      </w:ins>
-      <w:ins w:id="66" w:author="PR Preview" w:date="2026-01-01T00:00:00Z">
-        <w:r>
-          <w:t xml:space="preserve">as it does for an example</w:t>
-        </w:r>
-      </w:ins>
-      <w:ins w:id="67" w:author="PR Preview" w:date="2026-01-01T00:00:00Z">
-        <w:r>
-          <w:t xml:space="preserve"> </w:t>
-        </w:r>
-      </w:ins>
-      <w:ins w:id="68" w:author="PR Preview" w:date="2026-01-01T00:00:00Z">
-        <w:r>
           <w:t xml:space="preserve">(</w:t>
         </w:r>
       </w:ins>
       <w:hyperlink r:id="rId29">
-        <w:ins w:id="69" w:author="PR Preview" w:date="2026-01-01T00:00:00Z">
+        <w:ins w:id="65" w:author="PR Preview" w:date="2026-01-01T00:00:00Z">
           <w:r>
             <w:rPr>
               <w:rStyle w:val="Hyperlink"/>
@@ -2833,7 +2813,7 @@
           </w:r>
         </w:ins>
       </w:hyperlink>
-      <w:ins w:id="70" w:author="PR Preview" w:date="2026-01-01T00:00:00Z">
+      <w:ins w:id="66" w:author="PR Preview" w:date="2026-01-01T00:00:00Z">
         <w:r>
           <w:t xml:space="preserve">).</w:t>
         </w:r>

--- a/pr-preview/pr-372/chapters/teaching-tracked-changes.docx
+++ b/pr-preview/pr-372/chapters/teaching-tracked-changes.docx
@@ -16,7 +16,7 @@
       </w:pPr>
       <w:del w:id="1" w:author="PR Preview" w:date="2026-01-01T00:00:00Z">
         <w:r>
-          <w:delText xml:space="preserve">Last modified: 2026-10-26 10:59:23 (PDT)</w:delText>
+          <w:delText xml:space="preserve">Last modified: 2026-10-26 13:08:28 (PDT)</w:delText>
         </w:r>
       </w:del>
     </w:p>
@@ -26,7 +26,7 @@
       </w:pPr>
       <w:ins w:id="2" w:author="PR Preview" w:date="2026-01-01T00:00:00Z">
         <w:r>
-          <w:t xml:space="preserve">Last modified: 2026-10-26 12:44:18 (PDT)</w:t>
+          <w:t xml:space="preserve">Last modified: 2026-10-26 13:16:51 (PDT)</w:t>
         </w:r>
       </w:ins>
     </w:p>
